--- a/contrôle_codesign_FPGA_2025_2026.docx
+++ b/contrôle_codesign_FPGA_2025_2026.docx
@@ -93,7 +93,6 @@
             <w:pPr>
               <w:spacing w:after="120"/>
             </w:pPr>
-            <w:proofErr w:type="gramStart"/>
             <w:r>
               <w:rPr>
                 <w:b/>
@@ -106,77 +105,59 @@
                 <w:sz w:val="20"/>
                 <w:szCs w:val="20"/>
               </w:rPr>
-              <w:t xml:space="preserve">  DE</w:t>
-            </w:r>
-            <w:proofErr w:type="gramEnd"/>
+              <w:t xml:space="preserve">  DE0-Nano (Cyclone IV)</w:t>
+            </w:r>
+          </w:p>
+        </w:tc>
+        <w:tc>
+          <w:tcPr>
+            <w:tcW w:w="2208" w:type="dxa"/>
+            <w:tcBorders>
+              <w:top w:val="single" w:sz="2" w:space="0" w:color="000000"/>
+              <w:left w:val="single" w:sz="2" w:space="0" w:color="000000"/>
+              <w:bottom w:val="single" w:sz="2" w:space="0" w:color="000000"/>
+              <w:right w:val="single" w:sz="2" w:space="0" w:color="000000"/>
+            </w:tcBorders>
+          </w:tcPr>
+          <w:p>
+            <w:pPr>
+              <w:spacing w:after="120"/>
+            </w:pPr>
+            <w:r>
+              <w:rPr>
+                <w:b/>
+                <w:bCs/>
+              </w:rPr>
+              <w:t>Outil</w:t>
+            </w:r>
             <w:r>
               <w:rPr>
                 <w:sz w:val="20"/>
                 <w:szCs w:val="20"/>
               </w:rPr>
-              <w:t>0-Nano (Cyclone IV)</w:t>
-            </w:r>
-          </w:p>
-        </w:tc>
-        <w:tc>
-          <w:tcPr>
-            <w:tcW w:w="2208" w:type="dxa"/>
-            <w:tcBorders>
-              <w:top w:val="single" w:sz="2" w:space="0" w:color="000000"/>
-              <w:left w:val="single" w:sz="2" w:space="0" w:color="000000"/>
-              <w:bottom w:val="single" w:sz="2" w:space="0" w:color="000000"/>
-              <w:right w:val="single" w:sz="2" w:space="0" w:color="000000"/>
-            </w:tcBorders>
-          </w:tcPr>
-          <w:p>
-            <w:pPr>
-              <w:spacing w:after="120"/>
-            </w:pPr>
-            <w:proofErr w:type="gramStart"/>
-            <w:r>
-              <w:rPr>
-                <w:b/>
-                <w:bCs/>
-              </w:rPr>
-              <w:t>Outil</w:t>
-            </w:r>
-            <w:r>
+              <w:t xml:space="preserve">  Quartus II 13.0</w:t>
+            </w:r>
+          </w:p>
+        </w:tc>
+        <w:tc>
+          <w:tcPr>
+            <w:tcW w:w="2100" w:type="dxa"/>
+            <w:tcBorders>
+              <w:top w:val="single" w:sz="2" w:space="0" w:color="000000"/>
+              <w:left w:val="single" w:sz="2" w:space="0" w:color="000000"/>
+              <w:bottom w:val="single" w:sz="2" w:space="0" w:color="000000"/>
+              <w:right w:val="single" w:sz="2" w:space="0" w:color="000000"/>
+            </w:tcBorders>
+          </w:tcPr>
+          <w:p>
+            <w:pPr>
+              <w:spacing w:after="120"/>
+              <w:jc w:val="center"/>
               <w:rPr>
                 <w:sz w:val="20"/>
                 <w:szCs w:val="20"/>
               </w:rPr>
-              <w:t xml:space="preserve">  Quartus</w:t>
-            </w:r>
-            <w:proofErr w:type="gramEnd"/>
-            <w:r>
-              <w:rPr>
-                <w:sz w:val="20"/>
-                <w:szCs w:val="20"/>
-              </w:rPr>
-              <w:t xml:space="preserve"> II 13.0</w:t>
-            </w:r>
-          </w:p>
-        </w:tc>
-        <w:tc>
-          <w:tcPr>
-            <w:tcW w:w="2100" w:type="dxa"/>
-            <w:tcBorders>
-              <w:top w:val="single" w:sz="2" w:space="0" w:color="000000"/>
-              <w:left w:val="single" w:sz="2" w:space="0" w:color="000000"/>
-              <w:bottom w:val="single" w:sz="2" w:space="0" w:color="000000"/>
-              <w:right w:val="single" w:sz="2" w:space="0" w:color="000000"/>
-            </w:tcBorders>
-          </w:tcPr>
-          <w:p>
-            <w:pPr>
-              <w:spacing w:after="120"/>
-              <w:jc w:val="center"/>
-              <w:rPr>
-                <w:sz w:val="20"/>
-                <w:szCs w:val="20"/>
-              </w:rPr>
-            </w:pPr>
-            <w:proofErr w:type="gramStart"/>
+            </w:pPr>
             <w:r>
               <w:rPr>
                 <w:b/>
@@ -199,10 +180,13 @@
                 <w:sz w:val="20"/>
                 <w:szCs w:val="20"/>
               </w:rPr>
-              <w:t>3</w:t>
-            </w:r>
-            <w:proofErr w:type="gramEnd"/>
-            <w:r>
+              <w:t>3H</w:t>
+            </w:r>
+          </w:p>
+          <w:p>
+            <w:pPr>
+              <w:spacing w:after="120"/>
+              <w:jc w:val="center"/>
               <w:rPr>
                 <w:b/>
                 <w:bCs/>
@@ -210,13 +194,8 @@
                 <w:sz w:val="20"/>
                 <w:szCs w:val="20"/>
               </w:rPr>
-              <w:t>H</w:t>
-            </w:r>
-          </w:p>
-          <w:p>
-            <w:pPr>
-              <w:spacing w:after="120"/>
-              <w:jc w:val="center"/>
+            </w:pPr>
+            <w:r>
               <w:rPr>
                 <w:b/>
                 <w:bCs/>
@@ -224,55 +203,37 @@
                 <w:sz w:val="20"/>
                 <w:szCs w:val="20"/>
               </w:rPr>
+              <w:t>13h30-16h25</w:t>
+            </w:r>
+          </w:p>
+        </w:tc>
+        <w:tc>
+          <w:tcPr>
+            <w:tcW w:w="2043" w:type="dxa"/>
+            <w:tcBorders>
+              <w:top w:val="single" w:sz="2" w:space="0" w:color="000000"/>
+              <w:left w:val="single" w:sz="2" w:space="0" w:color="000000"/>
+              <w:bottom w:val="single" w:sz="2" w:space="0" w:color="000000"/>
+              <w:right w:val="single" w:sz="2" w:space="0" w:color="000000"/>
+            </w:tcBorders>
+          </w:tcPr>
+          <w:p>
+            <w:pPr>
+              <w:spacing w:after="120"/>
             </w:pPr>
             <w:r>
               <w:rPr>
                 <w:b/>
                 <w:bCs/>
-                <w:color w:val="FF0000"/>
+              </w:rPr>
+              <w:t>Total</w:t>
+            </w:r>
+            <w:r>
+              <w:rPr>
                 <w:sz w:val="20"/>
                 <w:szCs w:val="20"/>
               </w:rPr>
-              <w:t>13h30-16h25</w:t>
-            </w:r>
-          </w:p>
-        </w:tc>
-        <w:tc>
-          <w:tcPr>
-            <w:tcW w:w="2043" w:type="dxa"/>
-            <w:tcBorders>
-              <w:top w:val="single" w:sz="2" w:space="0" w:color="000000"/>
-              <w:left w:val="single" w:sz="2" w:space="0" w:color="000000"/>
-              <w:bottom w:val="single" w:sz="2" w:space="0" w:color="000000"/>
-              <w:right w:val="single" w:sz="2" w:space="0" w:color="000000"/>
-            </w:tcBorders>
-          </w:tcPr>
-          <w:p>
-            <w:pPr>
-              <w:spacing w:after="120"/>
-            </w:pPr>
-            <w:proofErr w:type="gramStart"/>
-            <w:r>
-              <w:rPr>
-                <w:b/>
-                <w:bCs/>
-              </w:rPr>
-              <w:t>Total</w:t>
-            </w:r>
-            <w:r>
-              <w:rPr>
-                <w:sz w:val="20"/>
-                <w:szCs w:val="20"/>
-              </w:rPr>
-              <w:t xml:space="preserve">  20</w:t>
-            </w:r>
-            <w:proofErr w:type="gramEnd"/>
-            <w:r>
-              <w:rPr>
-                <w:sz w:val="20"/>
-                <w:szCs w:val="20"/>
-              </w:rPr>
-              <w:t xml:space="preserve"> points</w:t>
+              <w:t xml:space="preserve">  20 points</w:t>
             </w:r>
           </w:p>
         </w:tc>
@@ -486,11 +447,7 @@
               <w:t>dernière heure</w:t>
             </w:r>
             <w:r>
-              <w:t xml:space="preserve"> de mise à </w:t>
-            </w:r>
-            <w:proofErr w:type="gramStart"/>
-            <w:r>
-              <w:t xml:space="preserve">jour </w:t>
+              <w:t xml:space="preserve"> de mise à jour </w:t>
             </w:r>
             <w:r>
               <w:rPr>
@@ -498,16 +455,7 @@
                 <w:bCs/>
                 <w:color w:val="FF0000"/>
               </w:rPr>
-              <w:t xml:space="preserve"> (</w:t>
-            </w:r>
-            <w:proofErr w:type="gramEnd"/>
-            <w:r>
-              <w:rPr>
-                <w:b/>
-                <w:bCs/>
-                <w:color w:val="FF0000"/>
-              </w:rPr>
-              <w:t xml:space="preserve">08 avril 2026 – 16h30). </w:t>
+              <w:t xml:space="preserve"> (08 avril 2026 – 16h30). </w:t>
             </w:r>
           </w:p>
           <w:p>
@@ -551,27 +499,7 @@
           <w:caps/>
           <w:color w:val="3465A4"/>
         </w:rPr>
-        <w:t xml:space="preserve">Partie 1 — Compréhension du module </w:t>
-      </w:r>
-      <w:proofErr w:type="gramStart"/>
-      <w:r>
-        <w:rPr>
-          <w:b/>
-          <w:bCs/>
-          <w:caps/>
-          <w:color w:val="3465A4"/>
-        </w:rPr>
-        <w:t>capteurs_sol.vhd  (</w:t>
-      </w:r>
-      <w:proofErr w:type="gramEnd"/>
-      <w:r>
-        <w:rPr>
-          <w:b/>
-          <w:bCs/>
-          <w:caps/>
-          <w:color w:val="3465A4"/>
-        </w:rPr>
-        <w:t>9 points)</w:t>
+        <w:t>Partie 1 — Compréhension du module capteurs_sol.vhd  (9 points)</w:t>
       </w:r>
     </w:p>
     <w:p>
@@ -683,13 +611,8 @@
                 <w:numId w:val="4"/>
               </w:numPr>
             </w:pPr>
-            <w:proofErr w:type="gramStart"/>
-            <w:r>
-              <w:t>a</w:t>
-            </w:r>
-            <w:proofErr w:type="gramEnd"/>
-            <w:r>
-              <w:t xml:space="preserve"> variable </w:t>
+            <w:r>
+              <w:t xml:space="preserve">a variable </w:t>
             </w:r>
             <w:proofErr w:type="spellStart"/>
             <w:r>
@@ -735,13 +658,8 @@
                 <w:numId w:val="4"/>
               </w:numPr>
             </w:pPr>
-            <w:proofErr w:type="gramStart"/>
-            <w:r>
-              <w:t>le</w:t>
-            </w:r>
-            <w:proofErr w:type="gramEnd"/>
-            <w:r>
-              <w:t xml:space="preserve"> process de </w:t>
+            <w:r>
+              <w:t xml:space="preserve">le process de </w:t>
             </w:r>
             <w:proofErr w:type="spellStart"/>
             <w:r>
@@ -764,15 +682,7 @@
               </w:numPr>
             </w:pPr>
             <w:r>
-              <w:t xml:space="preserve">l’interface de sortie expose seulement data0r ... data6r (7 canaux </w:t>
-            </w:r>
-            <w:proofErr w:type="gramStart"/>
-            <w:r>
-              <w:t>exportes</w:t>
-            </w:r>
-            <w:proofErr w:type="gramEnd"/>
-            <w:r>
-              <w:t xml:space="preserve"> vers le </w:t>
+              <w:t xml:space="preserve">l’interface de sortie expose seulement data0r ... data6r (7 canaux exportes vers le </w:t>
             </w:r>
             <w:proofErr w:type="spellStart"/>
             <w:r>
@@ -877,12 +787,8 @@
             </w:r>
             <w:r>
               <w:br/>
-            </w:r>
-            <w:proofErr w:type="gramStart"/>
-            <w:r>
               <w:t>Explication:</w:t>
             </w:r>
-            <w:proofErr w:type="gramEnd"/>
             <w:r>
               <w:br/>
               <w:t>• LTC2308 fournit 12 bits natifs.</w:t>
@@ -895,17 +801,12 @@
               <w:t xml:space="preserve">• Dans S4, le code sort </w:t>
             </w:r>
             <w:proofErr w:type="spellStart"/>
-            <w:proofErr w:type="gramStart"/>
             <w:r>
               <w:t>dataX</w:t>
             </w:r>
             <w:proofErr w:type="spellEnd"/>
             <w:r>
-              <w:t>(</w:t>
-            </w:r>
-            <w:proofErr w:type="gramEnd"/>
-            <w:r>
-              <w:t xml:space="preserve">11 </w:t>
+              <w:t xml:space="preserve">(11 </w:t>
             </w:r>
             <w:proofErr w:type="spellStart"/>
             <w:r>
@@ -917,15 +818,7 @@
             </w:r>
             <w:r>
               <w:br/>
-              <w:t xml:space="preserve">• </w:t>
-            </w:r>
-            <w:proofErr w:type="gramStart"/>
-            <w:r>
-              <w:t>Impact:</w:t>
-            </w:r>
-            <w:proofErr w:type="gramEnd"/>
-            <w:r>
-              <w:t xml:space="preserve"> perte de finesse, pas de quantification multiplie par 16.</w:t>
+              <w:t>• Impact: perte de finesse, pas de quantification multiplie par 16.</w:t>
             </w:r>
           </w:p>
           <w:p>
@@ -1047,13 +940,8 @@
               <w:t xml:space="preserve"> </w:t>
             </w:r>
             <w:proofErr w:type="spellStart"/>
-            <w:proofErr w:type="gramStart"/>
-            <w:r>
-              <w:t>data</w:t>
-            </w:r>
-            <w:proofErr w:type="gramEnd"/>
-            <w:r>
-              <w:t>_capture</w:t>
+            <w:r>
+              <w:t>data_capture</w:t>
             </w:r>
             <w:proofErr w:type="spellEnd"/>
             <w:r>
@@ -1087,7 +975,6 @@
               <w:t xml:space="preserve"> de </w:t>
             </w:r>
             <w:proofErr w:type="spellStart"/>
-            <w:proofErr w:type="gramStart"/>
             <w:r>
               <w:t>depart</w:t>
             </w:r>
@@ -1095,7 +982,6 @@
             <w:r>
               <w:t>:</w:t>
             </w:r>
-            <w:proofErr w:type="gramEnd"/>
             <w:r>
               <w:br/>
               <w:t xml:space="preserve">• front montant de </w:t>
@@ -1142,13 +1028,8 @@
             </w:r>
             <w:proofErr w:type="spellEnd"/>
             <w:r>
-              <w:t xml:space="preserve"> </w:t>
-            </w:r>
-            <w:proofErr w:type="gramStart"/>
-            <w:r>
-              <w:t>0:</w:t>
-            </w:r>
-            <w:proofErr w:type="gramEnd"/>
+              <w:t xml:space="preserve"> 0:</w:t>
+            </w:r>
             <w:r>
               <w:br/>
               <w:t xml:space="preserve">• pour imposer un mode “one-shot” (un </w:t>
@@ -1290,15 +1171,7 @@
               <w:t xml:space="preserve"> </w:t>
             </w:r>
             <w:r>
-              <w:t xml:space="preserve"> </w:t>
-            </w:r>
-            <w:proofErr w:type="gramStart"/>
-            <w:r>
-              <w:t>attente</w:t>
-            </w:r>
-            <w:proofErr w:type="gramEnd"/>
-            <w:r>
-              <w:t xml:space="preserve"> d’un nouveau trigger </w:t>
+              <w:t xml:space="preserve"> attente d’un nouveau trigger </w:t>
             </w:r>
             <w:proofErr w:type="spellStart"/>
             <w:r>
@@ -1355,15 +1228,7 @@
               <w:t xml:space="preserve"> </w:t>
             </w:r>
             <w:r>
-              <w:t xml:space="preserve"> </w:t>
-            </w:r>
-            <w:proofErr w:type="gramStart"/>
-            <w:r>
-              <w:t>impulsion</w:t>
-            </w:r>
-            <w:proofErr w:type="gramEnd"/>
-            <w:r>
-              <w:t xml:space="preserve"> ADC_CONVST pour lancer la conversion ADC.</w:t>
+              <w:t xml:space="preserve"> impulsion ADC_CONVST pour lancer la conversion ADC.</w:t>
             </w:r>
           </w:p>
         </w:tc>
@@ -1412,15 +1277,7 @@
               <w:t xml:space="preserve"> </w:t>
             </w:r>
             <w:r>
-              <w:t xml:space="preserve"> </w:t>
-            </w:r>
-            <w:proofErr w:type="gramStart"/>
-            <w:r>
-              <w:t>attente</w:t>
-            </w:r>
-            <w:proofErr w:type="gramEnd"/>
-            <w:r>
-              <w:t xml:space="preserve"> du temps de conversion (compteur </w:t>
+              <w:t xml:space="preserve"> attente du temps de conversion (compteur </w:t>
             </w:r>
             <w:proofErr w:type="spellStart"/>
             <w:r>
@@ -1480,15 +1337,7 @@
               <w:t xml:space="preserve"> </w:t>
             </w:r>
             <w:r>
-              <w:t xml:space="preserve"> </w:t>
-            </w:r>
-            <w:proofErr w:type="gramStart"/>
-            <w:r>
-              <w:t>transfert</w:t>
-            </w:r>
-            <w:proofErr w:type="gramEnd"/>
-            <w:r>
-              <w:t xml:space="preserve"> SPI (envoi config canal + lecture bits ADC).</w:t>
+              <w:t xml:space="preserve"> transfert SPI (envoi config canal + lecture bits ADC).</w:t>
             </w:r>
           </w:p>
         </w:tc>
@@ -1537,15 +1386,7 @@
               <w:t xml:space="preserve"> </w:t>
             </w:r>
             <w:r>
-              <w:t xml:space="preserve"> </w:t>
-            </w:r>
-            <w:proofErr w:type="gramStart"/>
-            <w:r>
-              <w:t>fin</w:t>
-            </w:r>
-            <w:proofErr w:type="gramEnd"/>
-            <w:r>
-              <w:t xml:space="preserve"> de canal, stockage, passage au canal suivant ou fin </w:t>
+              <w:t xml:space="preserve"> fin de canal, stockage, passage au canal suivant ou fin </w:t>
             </w:r>
             <w:proofErr w:type="spellStart"/>
             <w:r>
@@ -1601,13 +1442,8 @@
             <w:r>
               <w:t xml:space="preserve"> </w:t>
             </w:r>
-            <w:proofErr w:type="gramStart"/>
-            <w:r>
-              <w:t>maintien</w:t>
-            </w:r>
-            <w:proofErr w:type="gramEnd"/>
-            <w:r>
-              <w:t xml:space="preserve"> de </w:t>
+            <w:r>
+              <w:t xml:space="preserve">maintien de </w:t>
             </w:r>
             <w:proofErr w:type="spellStart"/>
             <w:r>
@@ -1710,38 +1546,20 @@
               <w:t xml:space="preserve"> </w:t>
             </w:r>
             <w:r>
-              <w:t xml:space="preserve">Formule dans le </w:t>
-            </w:r>
-            <w:proofErr w:type="gramStart"/>
-            <w:r>
-              <w:t>code:</w:t>
-            </w:r>
-            <w:proofErr w:type="gramEnd"/>
-            <w:r>
-              <w:t xml:space="preserve"> CONVST_WAIT_CLOCK_NUM = </w:t>
-            </w:r>
-            <w:proofErr w:type="spellStart"/>
-            <w:proofErr w:type="gramStart"/>
+              <w:t xml:space="preserve">Formule dans le code: CONVST_WAIT_CLOCK_NUM = </w:t>
+            </w:r>
+            <w:proofErr w:type="spellStart"/>
             <w:r>
               <w:t>ceil</w:t>
             </w:r>
             <w:proofErr w:type="spellEnd"/>
             <w:r>
-              <w:t>(</w:t>
-            </w:r>
-            <w:proofErr w:type="gramEnd"/>
-            <w:r>
-              <w:t>1600 ns / CLOCK_DUR)</w:t>
-            </w:r>
-            <w:r>
-              <w:br/>
-              <w:t xml:space="preserve">A 40 </w:t>
-            </w:r>
-            <w:proofErr w:type="gramStart"/>
-            <w:r>
-              <w:t>MHz:</w:t>
-            </w:r>
-            <w:proofErr w:type="gramEnd"/>
+              <w:t>(1600 ns / CLOCK_DUR)</w:t>
+            </w:r>
+            <w:r>
+              <w:br/>
+              <w:t>A 40 MHz:</w:t>
+            </w:r>
             <w:r>
               <w:br/>
               <w:t xml:space="preserve">• </w:t>
@@ -1752,40 +1570,19 @@
             </w:r>
             <w:proofErr w:type="spellEnd"/>
             <w:r>
-              <w:t xml:space="preserve"> </w:t>
-            </w:r>
-            <w:proofErr w:type="gramStart"/>
-            <w:r>
-              <w:t>horloge:</w:t>
-            </w:r>
-            <w:proofErr w:type="gramEnd"/>
-            <w:r>
-              <w:t xml:space="preserve"> CLOCK_DUR = 25 ns,</w:t>
-            </w:r>
-            <w:r>
-              <w:br/>
-              <w:t xml:space="preserve">• </w:t>
-            </w:r>
-            <w:proofErr w:type="gramStart"/>
-            <w:r>
-              <w:t>donc:</w:t>
-            </w:r>
-            <w:proofErr w:type="gramEnd"/>
-            <w:r>
-              <w:t xml:space="preserve"> CONVST_WAIT_CLOCK_NUM = </w:t>
-            </w:r>
-            <w:proofErr w:type="spellStart"/>
-            <w:proofErr w:type="gramStart"/>
+              <w:t xml:space="preserve"> horloge: CLOCK_DUR = 25 ns,</w:t>
+            </w:r>
+            <w:r>
+              <w:br/>
+              <w:t xml:space="preserve">• donc: CONVST_WAIT_CLOCK_NUM = </w:t>
+            </w:r>
+            <w:proofErr w:type="spellStart"/>
             <w:r>
               <w:t>ceil</w:t>
             </w:r>
             <w:proofErr w:type="spellEnd"/>
             <w:r>
-              <w:t>(</w:t>
-            </w:r>
-            <w:proofErr w:type="gramEnd"/>
-            <w:r>
-              <w:t>1600/25) = 64.</w:t>
+              <w:t>(1600/25) = 64.</w:t>
             </w:r>
             <w:r>
               <w:br/>
@@ -1796,13 +1593,8 @@
             </w:r>
             <w:proofErr w:type="spellEnd"/>
             <w:r>
-              <w:t xml:space="preserve"> </w:t>
-            </w:r>
-            <w:proofErr w:type="gramStart"/>
-            <w:r>
-              <w:t>correspondante:</w:t>
-            </w:r>
-            <w:proofErr w:type="gramEnd"/>
+              <w:t xml:space="preserve"> correspondante:</w:t>
+            </w:r>
             <w:r>
               <w:br/>
               <w:t>• 64 * 25 ns = 1600 ns = 1.6 us.</w:t>
@@ -1816,13 +1608,8 @@
             </w:r>
             <w:proofErr w:type="spellEnd"/>
             <w:r>
-              <w:t xml:space="preserve"> </w:t>
-            </w:r>
-            <w:proofErr w:type="gramStart"/>
-            <w:r>
-              <w:t>couverts:</w:t>
-            </w:r>
-            <w:proofErr w:type="gramEnd"/>
+              <w:t xml:space="preserve"> couverts:</w:t>
+            </w:r>
             <w:r>
               <w:br/>
               <w:t xml:space="preserve">• temps de conversion/latence interne ADC entre l’impulsion CONVST et des </w:t>
@@ -1989,24 +1776,17 @@
             </w:r>
             <w:proofErr w:type="spellEnd"/>
             <w:r>
-              <w:t xml:space="preserve"> </w:t>
-            </w:r>
-            <w:proofErr w:type="gramStart"/>
-            <w:r>
-              <w:t>simple:</w:t>
-            </w:r>
-            <w:proofErr w:type="gramEnd"/>
+              <w:t xml:space="preserve"> simple:</w:t>
+            </w:r>
             <w:r>
               <w:br/>
               <w:t xml:space="preserve">• ADC_SDI est mis </w:t>
             </w:r>
             <w:proofErr w:type="spellStart"/>
-            <w:proofErr w:type="gramStart"/>
             <w:r>
               <w:t>a</w:t>
             </w:r>
             <w:proofErr w:type="spellEnd"/>
-            <w:proofErr w:type="gramEnd"/>
             <w:r>
               <w:t xml:space="preserve"> jour sur front montant de </w:t>
             </w:r>
@@ -2064,12 +1844,8 @@
             </w:r>
             <w:r>
               <w:br/>
-            </w:r>
-            <w:proofErr w:type="gramStart"/>
-            <w:r>
               <w:t>Conclusion:</w:t>
             </w:r>
-            <w:proofErr w:type="gramEnd"/>
             <w:r>
               <w:br/>
               <w:t>• meilleur alignement temporel du protocole SPI, moins de risque d’erreur de capture.</w:t>
@@ -2218,12 +1994,10 @@
               <w:t xml:space="preserve"> uniquement </w:t>
             </w:r>
             <w:proofErr w:type="spellStart"/>
-            <w:proofErr w:type="gramStart"/>
             <w:r>
               <w:t>a</w:t>
             </w:r>
             <w:proofErr w:type="spellEnd"/>
-            <w:proofErr w:type="gramEnd"/>
             <w:r>
               <w:t xml:space="preserve"> partir de </w:t>
             </w:r>
@@ -2276,7 +2050,6 @@
               <w:t xml:space="preserve"> fausse/</w:t>
             </w:r>
             <w:proofErr w:type="spellStart"/>
-            <w:proofErr w:type="gramStart"/>
             <w:r>
               <w:t>incomplete</w:t>
             </w:r>
@@ -2284,18 +2057,9 @@
             <w:r>
               <w:t>:</w:t>
             </w:r>
-            <w:proofErr w:type="gramEnd"/>
-            <w:r>
-              <w:br/>
-              <w:t xml:space="preserve">• en </w:t>
-            </w:r>
-            <w:proofErr w:type="gramStart"/>
-            <w:r>
-              <w:t>simulation:</w:t>
-            </w:r>
-            <w:proofErr w:type="gramEnd"/>
-            <w:r>
-              <w:t xml:space="preserve"> </w:t>
+            <w:r>
+              <w:br/>
+              <w:t xml:space="preserve">• en simulation: </w:t>
             </w:r>
             <w:proofErr w:type="spellStart"/>
             <w:r>
@@ -2306,12 +2070,10 @@
               <w:t xml:space="preserve"> pourrait ne pas se mettre </w:t>
             </w:r>
             <w:proofErr w:type="spellStart"/>
-            <w:proofErr w:type="gramStart"/>
             <w:r>
               <w:t>a</w:t>
             </w:r>
             <w:proofErr w:type="spellEnd"/>
-            <w:proofErr w:type="gramEnd"/>
             <w:r>
               <w:t xml:space="preserve"> jour correctement,</w:t>
             </w:r>
@@ -2320,17 +2082,12 @@
               <w:t xml:space="preserve">• </w:t>
             </w:r>
             <w:proofErr w:type="spellStart"/>
-            <w:proofErr w:type="gramStart"/>
             <w:r>
               <w:t>consequence</w:t>
             </w:r>
             <w:proofErr w:type="spellEnd"/>
             <w:r>
-              <w:t>:</w:t>
-            </w:r>
-            <w:proofErr w:type="gramEnd"/>
-            <w:r>
-              <w:t xml:space="preserve"> </w:t>
+              <w:t xml:space="preserve">: </w:t>
             </w:r>
             <w:proofErr w:type="spellStart"/>
             <w:r>
@@ -2378,27 +2135,7 @@
           <w:caps/>
           <w:color w:val="3465A4"/>
         </w:rPr>
-        <w:t xml:space="preserve">Partie 2 — Architecture codesign : calculateur </w:t>
-      </w:r>
-      <w:proofErr w:type="gramStart"/>
-      <w:r>
-        <w:rPr>
-          <w:b/>
-          <w:bCs/>
-          <w:caps/>
-          <w:color w:val="3465A4"/>
-        </w:rPr>
-        <w:t>câblé  (</w:t>
-      </w:r>
-      <w:proofErr w:type="gramEnd"/>
-      <w:r>
-        <w:rPr>
-          <w:b/>
-          <w:bCs/>
-          <w:caps/>
-          <w:color w:val="3465A4"/>
-        </w:rPr>
-        <w:t>7 points)</w:t>
+        <w:t>Partie 2 — Architecture codesign : calculateur câblé  (7 points)</w:t>
       </w:r>
     </w:p>
     <w:p>
@@ -2682,12 +2419,10 @@
               <w:t xml:space="preserve"> </w:t>
             </w:r>
             <w:proofErr w:type="spellStart"/>
-            <w:proofErr w:type="gramStart"/>
             <w:r>
               <w:t>clk</w:t>
             </w:r>
             <w:proofErr w:type="spellEnd"/>
-            <w:proofErr w:type="gramEnd"/>
           </w:p>
         </w:tc>
         <w:tc>
@@ -2707,11 +2442,9 @@
             <w:r>
               <w:t xml:space="preserve"> </w:t>
             </w:r>
-            <w:proofErr w:type="gramStart"/>
             <w:r>
               <w:t>in</w:t>
             </w:r>
-            <w:proofErr w:type="gramEnd"/>
           </w:p>
         </w:tc>
         <w:tc>
@@ -2772,13 +2505,8 @@
               <w:t xml:space="preserve"> </w:t>
             </w:r>
             <w:proofErr w:type="spellStart"/>
-            <w:proofErr w:type="gramStart"/>
-            <w:r>
-              <w:t>reset</w:t>
-            </w:r>
-            <w:proofErr w:type="gramEnd"/>
-            <w:r>
-              <w:t>_n</w:t>
+            <w:r>
+              <w:t>reset_n</w:t>
             </w:r>
             <w:proofErr w:type="spellEnd"/>
           </w:p>
@@ -2797,11 +2525,9 @@
             <w:pPr>
               <w:spacing w:after="120"/>
             </w:pPr>
-            <w:proofErr w:type="gramStart"/>
             <w:r>
               <w:t>in</w:t>
             </w:r>
-            <w:proofErr w:type="gramEnd"/>
           </w:p>
         </w:tc>
         <w:tc>
@@ -2864,11 +2590,9 @@
             <w:r>
               <w:t xml:space="preserve"> </w:t>
             </w:r>
-            <w:proofErr w:type="gramStart"/>
             <w:r>
               <w:t>start</w:t>
             </w:r>
-            <w:proofErr w:type="gramEnd"/>
           </w:p>
         </w:tc>
         <w:tc>
@@ -2885,11 +2609,9 @@
             <w:pPr>
               <w:spacing w:after="120"/>
             </w:pPr>
-            <w:proofErr w:type="gramStart"/>
             <w:r>
               <w:t>in</w:t>
             </w:r>
-            <w:proofErr w:type="gramEnd"/>
           </w:p>
         </w:tc>
         <w:tc>
@@ -2958,13 +2680,8 @@
               <w:t xml:space="preserve"> </w:t>
             </w:r>
             <w:proofErr w:type="spellStart"/>
-            <w:proofErr w:type="gramStart"/>
-            <w:r>
-              <w:t>op</w:t>
-            </w:r>
-            <w:proofErr w:type="gramEnd"/>
-            <w:r>
-              <w:t>_sel</w:t>
+            <w:r>
+              <w:t>op_sel</w:t>
             </w:r>
             <w:proofErr w:type="spellEnd"/>
           </w:p>
@@ -2983,11 +2700,9 @@
             <w:pPr>
               <w:spacing w:after="120"/>
             </w:pPr>
-            <w:proofErr w:type="gramStart"/>
             <w:r>
               <w:t>in</w:t>
             </w:r>
-            <w:proofErr w:type="gramEnd"/>
           </w:p>
         </w:tc>
         <w:tc>
@@ -3036,21 +2751,7 @@
               <w:rPr>
                 <w:lang w:val="en-US"/>
               </w:rPr>
-              <w:t xml:space="preserve">Selection operation: 00 </w:t>
-            </w:r>
-            <w:proofErr w:type="gramStart"/>
-            <w:r>
-              <w:rPr>
-                <w:lang w:val="en-US"/>
-              </w:rPr>
-              <w:t>add</w:t>
-            </w:r>
-            <w:proofErr w:type="gramEnd"/>
-            <w:r>
-              <w:rPr>
-                <w:lang w:val="en-US"/>
-              </w:rPr>
-              <w:t xml:space="preserve">, 01 sub, 10 </w:t>
+              <w:t xml:space="preserve">Selection operation: 00 add, 01 sub, 10 </w:t>
             </w:r>
             <w:proofErr w:type="spellStart"/>
             <w:r>
@@ -3099,13 +2800,8 @@
               <w:t xml:space="preserve"> </w:t>
             </w:r>
             <w:proofErr w:type="spellStart"/>
-            <w:proofErr w:type="gramStart"/>
-            <w:r>
-              <w:t>data</w:t>
-            </w:r>
-            <w:proofErr w:type="gramEnd"/>
-            <w:r>
-              <w:t>_ir</w:t>
+            <w:r>
+              <w:t>data_ir</w:t>
             </w:r>
             <w:proofErr w:type="spellEnd"/>
           </w:p>
@@ -3124,11 +2820,9 @@
             <w:pPr>
               <w:spacing w:after="120"/>
             </w:pPr>
-            <w:proofErr w:type="gramStart"/>
             <w:r>
               <w:t>in</w:t>
             </w:r>
-            <w:proofErr w:type="gramEnd"/>
           </w:p>
         </w:tc>
         <w:tc>
@@ -3203,13 +2897,8 @@
               <w:t xml:space="preserve"> </w:t>
             </w:r>
             <w:proofErr w:type="spellStart"/>
-            <w:proofErr w:type="gramStart"/>
-            <w:r>
-              <w:t>data</w:t>
-            </w:r>
-            <w:proofErr w:type="gramEnd"/>
-            <w:r>
-              <w:t>_jr</w:t>
+            <w:r>
+              <w:t>data_jr</w:t>
             </w:r>
             <w:proofErr w:type="spellEnd"/>
           </w:p>
@@ -3228,11 +2917,9 @@
             <w:pPr>
               <w:spacing w:after="120"/>
             </w:pPr>
-            <w:proofErr w:type="gramStart"/>
             <w:r>
               <w:t>in</w:t>
             </w:r>
-            <w:proofErr w:type="gramEnd"/>
           </w:p>
         </w:tc>
         <w:tc>
@@ -3306,12 +2993,10 @@
               <w:t xml:space="preserve"> </w:t>
             </w:r>
             <w:proofErr w:type="spellStart"/>
-            <w:proofErr w:type="gramStart"/>
             <w:r>
               <w:t>result</w:t>
             </w:r>
             <w:proofErr w:type="spellEnd"/>
-            <w:proofErr w:type="gramEnd"/>
           </w:p>
         </w:tc>
         <w:tc>
@@ -3329,13 +3014,8 @@
               <w:spacing w:after="120"/>
             </w:pPr>
             <w:r>
-              <w:t xml:space="preserve"> </w:t>
-            </w:r>
-            <w:proofErr w:type="gramStart"/>
-            <w:r>
-              <w:t>out</w:t>
-            </w:r>
-            <w:proofErr w:type="gramEnd"/>
+              <w:t xml:space="preserve"> out</w:t>
+            </w:r>
           </w:p>
         </w:tc>
         <w:tc>
@@ -3401,12 +3081,10 @@
               <w:spacing w:after="120"/>
             </w:pPr>
             <w:proofErr w:type="spellStart"/>
-            <w:proofErr w:type="gramStart"/>
             <w:r>
               <w:t>overflow</w:t>
             </w:r>
             <w:proofErr w:type="spellEnd"/>
-            <w:proofErr w:type="gramEnd"/>
           </w:p>
         </w:tc>
         <w:tc>
@@ -3423,11 +3101,9 @@
             <w:pPr>
               <w:spacing w:after="120"/>
             </w:pPr>
-            <w:proofErr w:type="gramStart"/>
             <w:r>
               <w:t>out</w:t>
             </w:r>
-            <w:proofErr w:type="gramEnd"/>
           </w:p>
         </w:tc>
         <w:tc>
@@ -3506,13 +3182,8 @@
               <w:spacing w:after="120"/>
             </w:pPr>
             <w:proofErr w:type="spellStart"/>
-            <w:proofErr w:type="gramStart"/>
-            <w:r>
-              <w:t>data</w:t>
-            </w:r>
-            <w:proofErr w:type="gramEnd"/>
-            <w:r>
-              <w:t>_ready</w:t>
+            <w:r>
+              <w:t>data_ready</w:t>
             </w:r>
             <w:proofErr w:type="spellEnd"/>
           </w:p>
@@ -3531,11 +3202,9 @@
             <w:pPr>
               <w:spacing w:after="120"/>
             </w:pPr>
-            <w:proofErr w:type="gramStart"/>
             <w:r>
               <w:t>out</w:t>
             </w:r>
-            <w:proofErr w:type="gramEnd"/>
           </w:p>
         </w:tc>
         <w:tc>
@@ -3706,121 +3375,82 @@
             </w:r>
             <w:r>
               <w:br/>
+              <w:t xml:space="preserve">• Avantage: </w:t>
+            </w:r>
+            <w:proofErr w:type="spellStart"/>
+            <w:r>
+              <w:t>tres</w:t>
+            </w:r>
+            <w:proofErr w:type="spellEnd"/>
+            <w:r>
+              <w:t xml:space="preserve"> simple a coder.</w:t>
+            </w:r>
+            <w:r>
+              <w:br/>
               <w:t xml:space="preserve">• </w:t>
             </w:r>
-            <w:proofErr w:type="gramStart"/>
-            <w:r>
-              <w:t>Avantage:</w:t>
-            </w:r>
-            <w:proofErr w:type="gramEnd"/>
-            <w:r>
-              <w:t xml:space="preserve"> </w:t>
-            </w:r>
-            <w:proofErr w:type="spellStart"/>
-            <w:r>
-              <w:t>tres</w:t>
-            </w:r>
-            <w:proofErr w:type="spellEnd"/>
-            <w:r>
-              <w:t xml:space="preserve"> simple </w:t>
-            </w:r>
-            <w:proofErr w:type="gramStart"/>
-            <w:r>
-              <w:t>a</w:t>
-            </w:r>
-            <w:proofErr w:type="gramEnd"/>
-            <w:r>
-              <w:t xml:space="preserve"> coder.</w:t>
+            <w:proofErr w:type="spellStart"/>
+            <w:r>
+              <w:t>Inconvenient</w:t>
+            </w:r>
+            <w:proofErr w:type="spellEnd"/>
+            <w:r>
+              <w:t xml:space="preserve">: charge CPU + latence </w:t>
+            </w:r>
+            <w:proofErr w:type="spellStart"/>
+            <w:r>
+              <w:t>dependante</w:t>
+            </w:r>
+            <w:proofErr w:type="spellEnd"/>
+            <w:r>
+              <w:t xml:space="preserve"> de la </w:t>
+            </w:r>
+            <w:proofErr w:type="spellStart"/>
+            <w:r>
+              <w:t>periode</w:t>
+            </w:r>
+            <w:proofErr w:type="spellEnd"/>
+            <w:r>
+              <w:t xml:space="preserve"> de polling.</w:t>
+            </w:r>
+            <w:r>
+              <w:br/>
+            </w:r>
+            <w:proofErr w:type="spellStart"/>
+            <w:r>
+              <w:t>Mecanisme</w:t>
+            </w:r>
+            <w:proofErr w:type="spellEnd"/>
+            <w:r>
+              <w:t xml:space="preserve"> 2 (interruption IRQ):</w:t>
+            </w:r>
+            <w:r>
+              <w:br/>
+              <w:t xml:space="preserve">• router </w:t>
+            </w:r>
+            <w:proofErr w:type="spellStart"/>
+            <w:r>
+              <w:t>data_ready</w:t>
+            </w:r>
+            <w:proofErr w:type="spellEnd"/>
+            <w:r>
+              <w:t xml:space="preserve"> vers un PIO avec interruption sur front montant.</w:t>
+            </w:r>
+            <w:r>
+              <w:br/>
+              <w:t>• Avantage: faible latence, CPU libre entre deux acquisitions.</w:t>
             </w:r>
             <w:r>
               <w:br/>
               <w:t xml:space="preserve">• </w:t>
             </w:r>
             <w:proofErr w:type="spellStart"/>
-            <w:proofErr w:type="gramStart"/>
             <w:r>
               <w:t>Inconvenient</w:t>
             </w:r>
             <w:proofErr w:type="spellEnd"/>
             <w:r>
-              <w:t>:</w:t>
-            </w:r>
-            <w:proofErr w:type="gramEnd"/>
-            <w:r>
-              <w:t xml:space="preserve"> charge CPU + latence </w:t>
-            </w:r>
-            <w:proofErr w:type="spellStart"/>
-            <w:r>
-              <w:t>dependante</w:t>
-            </w:r>
-            <w:proofErr w:type="spellEnd"/>
-            <w:r>
-              <w:t xml:space="preserve"> de la </w:t>
-            </w:r>
-            <w:proofErr w:type="spellStart"/>
-            <w:r>
-              <w:t>periode</w:t>
-            </w:r>
-            <w:proofErr w:type="spellEnd"/>
-            <w:r>
-              <w:t xml:space="preserve"> de polling.</w:t>
-            </w:r>
-            <w:r>
-              <w:br/>
-            </w:r>
-            <w:proofErr w:type="spellStart"/>
-            <w:r>
-              <w:t>Mecanisme</w:t>
-            </w:r>
-            <w:proofErr w:type="spellEnd"/>
-            <w:r>
-              <w:t xml:space="preserve"> 2 (interruption IRQ</w:t>
-            </w:r>
-            <w:proofErr w:type="gramStart"/>
-            <w:r>
-              <w:t>):</w:t>
-            </w:r>
-            <w:proofErr w:type="gramEnd"/>
-            <w:r>
-              <w:br/>
-              <w:t xml:space="preserve">• router </w:t>
-            </w:r>
-            <w:proofErr w:type="spellStart"/>
-            <w:r>
-              <w:t>data_ready</w:t>
-            </w:r>
-            <w:proofErr w:type="spellEnd"/>
-            <w:r>
-              <w:t xml:space="preserve"> vers un PIO avec interruption sur front montant.</w:t>
-            </w:r>
-            <w:r>
-              <w:br/>
-              <w:t xml:space="preserve">• </w:t>
-            </w:r>
-            <w:proofErr w:type="gramStart"/>
-            <w:r>
-              <w:t>Avantage:</w:t>
-            </w:r>
-            <w:proofErr w:type="gramEnd"/>
-            <w:r>
-              <w:t xml:space="preserve"> faible latence, CPU libre entre deux acquisitions.</w:t>
-            </w:r>
-            <w:r>
-              <w:br/>
-              <w:t xml:space="preserve">• </w:t>
-            </w:r>
-            <w:proofErr w:type="spellStart"/>
-            <w:proofErr w:type="gramStart"/>
-            <w:r>
-              <w:t>Inconvenient</w:t>
-            </w:r>
-            <w:proofErr w:type="spellEnd"/>
-            <w:r>
-              <w:t>:</w:t>
-            </w:r>
-            <w:proofErr w:type="gramEnd"/>
-            <w:r>
-              <w:t xml:space="preserve"> configuration plus complexe (ISR, masque IRQ, </w:t>
+              <w:t xml:space="preserve">: configuration plus complexe (ISR, masque IRQ, </w:t>
             </w:r>
             <w:proofErr w:type="spellStart"/>
             <w:r>
@@ -3931,32 +3561,19 @@
             </w:r>
             <w:r>
               <w:br/>
+              <w:t>• Avantage: faible latence, CPU libre entre deux acquisitions.</w:t>
+            </w:r>
+            <w:r>
+              <w:br/>
               <w:t xml:space="preserve">• </w:t>
             </w:r>
-            <w:proofErr w:type="gramStart"/>
-            <w:r>
-              <w:t>Avantage:</w:t>
-            </w:r>
-            <w:proofErr w:type="gramEnd"/>
-            <w:r>
-              <w:t xml:space="preserve"> faible latence, CPU libre entre deux acquisitions.</w:t>
-            </w:r>
-            <w:r>
-              <w:br/>
-              <w:t xml:space="preserve">• </w:t>
-            </w:r>
-            <w:proofErr w:type="spellStart"/>
-            <w:proofErr w:type="gramStart"/>
+            <w:proofErr w:type="spellStart"/>
             <w:r>
               <w:t>Inconvenient</w:t>
             </w:r>
             <w:proofErr w:type="spellEnd"/>
             <w:r>
-              <w:t>:</w:t>
-            </w:r>
-            <w:proofErr w:type="gramEnd"/>
-            <w:r>
-              <w:t xml:space="preserve"> configuration plus complexe (ISR, masque IRQ, </w:t>
+              <w:t xml:space="preserve">: configuration plus complexe (ISR, masque IRQ, </w:t>
             </w:r>
             <w:proofErr w:type="spellStart"/>
             <w:r>
@@ -4014,27 +3631,7 @@
           <w:color w:val="3465A4"/>
         </w:rPr>
         <w:lastRenderedPageBreak/>
-        <w:t xml:space="preserve">Partie 3 — Arithmétique et </w:t>
-      </w:r>
-      <w:proofErr w:type="gramStart"/>
-      <w:r>
-        <w:rPr>
-          <w:b/>
-          <w:bCs/>
-          <w:caps/>
-          <w:color w:val="3465A4"/>
-        </w:rPr>
-        <w:t>partitionnement  (</w:t>
-      </w:r>
-      <w:proofErr w:type="gramEnd"/>
-      <w:r>
-        <w:rPr>
-          <w:b/>
-          <w:bCs/>
-          <w:caps/>
-          <w:color w:val="3465A4"/>
-        </w:rPr>
-        <w:t>4 points)</w:t>
+        <w:t>Partie 3 — Arithmétique et partitionnement  (4 points)</w:t>
       </w:r>
     </w:p>
     <w:p>
@@ -4429,44 +4026,83 @@
             </w:r>
             <w:proofErr w:type="spellEnd"/>
             <w:r>
-              <w:t xml:space="preserve"> (gain &gt; 1</w:t>
-            </w:r>
-            <w:proofErr w:type="gramStart"/>
-            <w:r>
-              <w:t>):</w:t>
-            </w:r>
-            <w:proofErr w:type="gramEnd"/>
+              <w:t xml:space="preserve"> (gain &gt; 1):</w:t>
+            </w:r>
+            <w:r>
+              <w:br/>
+              <w:t xml:space="preserve">• Performance: </w:t>
+            </w:r>
+            <w:proofErr w:type="spellStart"/>
+            <w:r>
+              <w:t>tres</w:t>
+            </w:r>
+            <w:proofErr w:type="spellEnd"/>
+            <w:r>
+              <w:t xml:space="preserve"> bonne. Calcul en </w:t>
+            </w:r>
+            <w:proofErr w:type="spellStart"/>
+            <w:r>
+              <w:t>parallele</w:t>
+            </w:r>
+            <w:proofErr w:type="spellEnd"/>
+            <w:r>
+              <w:t xml:space="preserve">, latence faible et </w:t>
+            </w:r>
+            <w:proofErr w:type="spellStart"/>
+            <w:r>
+              <w:t>deterministe</w:t>
+            </w:r>
+            <w:proofErr w:type="spellEnd"/>
+            <w:r>
+              <w:t>.</w:t>
+            </w:r>
+            <w:r>
+              <w:br/>
+              <w:t xml:space="preserve">• Ressources FPGA: cout en LUT/registres, mais faible si </w:t>
+            </w:r>
+            <w:proofErr w:type="spellStart"/>
+            <w:r>
+              <w:t>operation</w:t>
+            </w:r>
+            <w:proofErr w:type="spellEnd"/>
+            <w:r>
+              <w:t xml:space="preserve"> simple (shift/</w:t>
+            </w:r>
+            <w:proofErr w:type="spellStart"/>
+            <w:r>
+              <w:t>add</w:t>
+            </w:r>
+            <w:proofErr w:type="spellEnd"/>
+            <w:r>
+              <w:t>).</w:t>
+            </w:r>
+            <w:r>
+              <w:br/>
+              <w:t>Pertinence de l’</w:t>
+            </w:r>
+            <w:proofErr w:type="spellStart"/>
+            <w:r>
+              <w:t>implementation</w:t>
+            </w:r>
+            <w:proofErr w:type="spellEnd"/>
+            <w:r>
+              <w:t xml:space="preserve"> logicielle:</w:t>
+            </w:r>
             <w:r>
               <w:br/>
               <w:t xml:space="preserve">• </w:t>
             </w:r>
-            <w:proofErr w:type="gramStart"/>
-            <w:r>
-              <w:t>Performance:</w:t>
-            </w:r>
-            <w:proofErr w:type="gramEnd"/>
-            <w:r>
-              <w:t xml:space="preserve"> </w:t>
-            </w:r>
-            <w:proofErr w:type="spellStart"/>
-            <w:r>
-              <w:t>tres</w:t>
-            </w:r>
-            <w:proofErr w:type="spellEnd"/>
-            <w:r>
-              <w:t xml:space="preserve"> bonne. Calcul en </w:t>
-            </w:r>
-            <w:proofErr w:type="spellStart"/>
-            <w:r>
-              <w:t>parallele</w:t>
-            </w:r>
-            <w:proofErr w:type="spellEnd"/>
-            <w:r>
-              <w:t xml:space="preserve">, latence faible et </w:t>
-            </w:r>
-            <w:proofErr w:type="spellStart"/>
-            <w:r>
-              <w:t>deterministe</w:t>
+            <w:proofErr w:type="spellStart"/>
+            <w:r>
+              <w:t>Flexibilite</w:t>
+            </w:r>
+            <w:proofErr w:type="spellEnd"/>
+            <w:r>
+              <w:t xml:space="preserve">: excellente. Gain modifiable rapidement, algorithmes </w:t>
+            </w:r>
+            <w:proofErr w:type="spellStart"/>
+            <w:r>
+              <w:t>evolutifs</w:t>
             </w:r>
             <w:proofErr w:type="spellEnd"/>
             <w:r>
@@ -4474,93 +4110,15 @@
             </w:r>
             <w:r>
               <w:br/>
-              <w:t xml:space="preserve">• Ressources </w:t>
-            </w:r>
-            <w:proofErr w:type="gramStart"/>
-            <w:r>
-              <w:t>FPGA:</w:t>
-            </w:r>
-            <w:proofErr w:type="gramEnd"/>
-            <w:r>
-              <w:t xml:space="preserve"> cout en LUT/registres, mais faible si </w:t>
-            </w:r>
-            <w:proofErr w:type="spellStart"/>
-            <w:r>
-              <w:t>operation</w:t>
-            </w:r>
-            <w:proofErr w:type="spellEnd"/>
-            <w:r>
-              <w:t xml:space="preserve"> simple (shift/</w:t>
-            </w:r>
-            <w:proofErr w:type="spellStart"/>
-            <w:r>
-              <w:t>add</w:t>
-            </w:r>
-            <w:proofErr w:type="spellEnd"/>
-            <w:r>
-              <w:t>).</w:t>
-            </w:r>
-            <w:r>
-              <w:br/>
-              <w:t>Pertinence de l’</w:t>
-            </w:r>
-            <w:proofErr w:type="spellStart"/>
-            <w:r>
-              <w:t>implementation</w:t>
-            </w:r>
-            <w:proofErr w:type="spellEnd"/>
-            <w:r>
-              <w:t xml:space="preserve"> </w:t>
-            </w:r>
-            <w:proofErr w:type="gramStart"/>
-            <w:r>
-              <w:t>logicielle:</w:t>
-            </w:r>
-            <w:proofErr w:type="gramEnd"/>
-            <w:r>
-              <w:br/>
               <w:t xml:space="preserve">• </w:t>
             </w:r>
             <w:proofErr w:type="spellStart"/>
-            <w:proofErr w:type="gramStart"/>
-            <w:r>
-              <w:t>Flexibilite</w:t>
-            </w:r>
-            <w:proofErr w:type="spellEnd"/>
-            <w:r>
-              <w:t>:</w:t>
-            </w:r>
-            <w:proofErr w:type="gramEnd"/>
-            <w:r>
-              <w:t xml:space="preserve"> excellente. Gain modifiable rapidement, algorithmes </w:t>
-            </w:r>
-            <w:proofErr w:type="spellStart"/>
-            <w:r>
-              <w:t>evolutifs</w:t>
-            </w:r>
-            <w:proofErr w:type="spellEnd"/>
-            <w:r>
-              <w:t>.</w:t>
-            </w:r>
-            <w:r>
-              <w:br/>
-              <w:t xml:space="preserve">• </w:t>
-            </w:r>
-            <w:proofErr w:type="spellStart"/>
             <w:r>
               <w:t>Complexite</w:t>
             </w:r>
             <w:proofErr w:type="spellEnd"/>
             <w:r>
-              <w:t xml:space="preserve"> de </w:t>
-            </w:r>
-            <w:proofErr w:type="gramStart"/>
-            <w:r>
-              <w:t>conception:</w:t>
-            </w:r>
-            <w:proofErr w:type="gramEnd"/>
-            <w:r>
-              <w:t xml:space="preserve"> plus simple </w:t>
+              <w:t xml:space="preserve"> de conception: plus simple </w:t>
             </w:r>
             <w:proofErr w:type="spellStart"/>
             <w:r>
@@ -4572,13 +4130,8 @@
             </w:r>
             <w:r>
               <w:br/>
-              <w:t xml:space="preserve">Conclusion </w:t>
-            </w:r>
-            <w:proofErr w:type="gramStart"/>
-            <w:r>
-              <w:t>pratique:</w:t>
-            </w:r>
-            <w:proofErr w:type="gramEnd"/>
+              <w:t>Conclusion pratique:</w:t>
+            </w:r>
             <w:r>
               <w:br/>
               <w:t>• gain fixe et rapide =&gt; hardware,</w:t>
@@ -4670,27 +4223,7 @@
           <w:color w:val="3465A4"/>
         </w:rPr>
         <w:lastRenderedPageBreak/>
-        <w:t>Partie 4 — Implémentation et validation sur carte DE0-</w:t>
-      </w:r>
-      <w:proofErr w:type="gramStart"/>
-      <w:r>
-        <w:rPr>
-          <w:b/>
-          <w:bCs/>
-          <w:caps/>
-          <w:color w:val="3465A4"/>
-        </w:rPr>
-        <w:t>Nano  (</w:t>
-      </w:r>
-      <w:proofErr w:type="gramEnd"/>
-      <w:r>
-        <w:rPr>
-          <w:b/>
-          <w:bCs/>
-          <w:caps/>
-          <w:color w:val="3465A4"/>
-        </w:rPr>
-        <w:t>6 points)</w:t>
+        <w:t>Partie 4 — Implémentation et validation sur carte DE0-Nano  (6 points)</w:t>
       </w:r>
     </w:p>
     <w:p>
@@ -4729,13 +4262,6 @@
       <w:pPr>
         <w:spacing w:after="120"/>
       </w:pPr>
-      <w:r>
-        <w:rPr>
-          <w:b/>
-          <w:bCs/>
-        </w:rPr>
-        <w:t>1. Création du projet :</w:t>
-      </w:r>
     </w:p>
     <w:tbl>
       <w:tblPr>
@@ -4773,13 +4299,8 @@
             </w:r>
             <w:proofErr w:type="spellEnd"/>
             <w:r>
-              <w:t xml:space="preserve"> du </w:t>
-            </w:r>
-            <w:proofErr w:type="gramStart"/>
-            <w:r>
-              <w:t>projet:</w:t>
-            </w:r>
-            <w:proofErr w:type="gramEnd"/>
+              <w:t xml:space="preserve"> du projet:</w:t>
+            </w:r>
             <w:r>
               <w:br/>
               <w:t xml:space="preserve">• File -&gt; New Project </w:t>
@@ -4805,165 +4326,156 @@
               <w:t xml:space="preserve"> </w:t>
             </w:r>
             <w:proofErr w:type="spellStart"/>
-            <w:proofErr w:type="gramStart"/>
             <w:r>
               <w:t>entity</w:t>
             </w:r>
             <w:proofErr w:type="spellEnd"/>
             <w:r>
+              <w:t>: CONTROLE,</w:t>
+            </w:r>
+            <w:r>
+              <w:br/>
+              <w:t xml:space="preserve">• </w:t>
+            </w:r>
+            <w:proofErr w:type="spellStart"/>
+            <w:r>
+              <w:t>device</w:t>
+            </w:r>
+            <w:proofErr w:type="spellEnd"/>
+            <w:r>
+              <w:t>: Cyclone IV EP4CE22F17C6 (DE0-Nano).</w:t>
+            </w:r>
+            <w:r>
+              <w:br/>
+              <w:t xml:space="preserve">2. Sources et </w:t>
+            </w:r>
+            <w:proofErr w:type="spellStart"/>
+            <w:r>
+              <w:t>hierarchie</w:t>
+            </w:r>
+            <w:proofErr w:type="spellEnd"/>
+            <w:r>
               <w:t>:</w:t>
             </w:r>
-            <w:proofErr w:type="gramEnd"/>
-            <w:r>
-              <w:t xml:space="preserve"> ROBOT,</w:t>
+            <w:r>
+              <w:br/>
+              <w:t xml:space="preserve">• ajouter: </w:t>
+            </w:r>
+            <w:proofErr w:type="spellStart"/>
+            <w:r>
+              <w:t>CONTROLE.vhd</w:t>
+            </w:r>
+            <w:proofErr w:type="spellEnd"/>
+            <w:r>
+              <w:t xml:space="preserve">, </w:t>
+            </w:r>
+            <w:proofErr w:type="spellStart"/>
+            <w:r>
+              <w:t>capteurs_sol.vhd</w:t>
+            </w:r>
+            <w:proofErr w:type="spellEnd"/>
+            <w:r>
+              <w:t xml:space="preserve">, </w:t>
+            </w:r>
+            <w:proofErr w:type="spellStart"/>
+            <w:r>
+              <w:t>calculateur_cable.vhd</w:t>
+            </w:r>
+            <w:proofErr w:type="spellEnd"/>
+            <w:r>
+              <w:t xml:space="preserve">, clock_div2.vhd, </w:t>
+            </w:r>
+            <w:proofErr w:type="spellStart"/>
+            <w:r>
+              <w:t>pulse_gen.vhd</w:t>
+            </w:r>
+            <w:proofErr w:type="spellEnd"/>
+            <w:r>
+              <w:t>,</w:t>
+            </w:r>
+            <w:r>
+              <w:br/>
+              <w:t xml:space="preserve">• ajouter le </w:t>
+            </w:r>
+            <w:proofErr w:type="spellStart"/>
+            <w:r>
+              <w:t>systeme</w:t>
+            </w:r>
+            <w:proofErr w:type="spellEnd"/>
+            <w:r>
+              <w:t xml:space="preserve"> </w:t>
+            </w:r>
+            <w:proofErr w:type="spellStart"/>
+            <w:r>
+              <w:t>Qsys</w:t>
+            </w:r>
+            <w:proofErr w:type="spellEnd"/>
+            <w:r>
+              <w:t xml:space="preserve"> </w:t>
+            </w:r>
+            <w:proofErr w:type="spellStart"/>
+            <w:r>
+              <w:t>genere</w:t>
+            </w:r>
+            <w:proofErr w:type="spellEnd"/>
+            <w:r>
+              <w:t xml:space="preserve">: </w:t>
+            </w:r>
+            <w:proofErr w:type="spellStart"/>
+            <w:r>
+              <w:t>nios_system_sdram.qsys</w:t>
+            </w:r>
+            <w:proofErr w:type="spellEnd"/>
+            <w:r>
+              <w:t xml:space="preserve"> puis </w:t>
+            </w:r>
+            <w:proofErr w:type="spellStart"/>
+            <w:r>
+              <w:t>generation</w:t>
+            </w:r>
+            <w:proofErr w:type="spellEnd"/>
+            <w:r>
+              <w:t xml:space="preserve"> HDL,</w:t>
             </w:r>
             <w:r>
               <w:br/>
               <w:t xml:space="preserve">• </w:t>
             </w:r>
             <w:proofErr w:type="spellStart"/>
-            <w:proofErr w:type="gramStart"/>
-            <w:r>
-              <w:t>device</w:t>
-            </w:r>
-            <w:proofErr w:type="spellEnd"/>
-            <w:r>
-              <w:t>:</w:t>
-            </w:r>
-            <w:proofErr w:type="gramEnd"/>
-            <w:r>
-              <w:t xml:space="preserve"> Cyclone IV EP4CE22F17C6 (DE0-Nano).</w:t>
-            </w:r>
-            <w:r>
-              <w:br/>
-              <w:t xml:space="preserve">2. Sources et </w:t>
-            </w:r>
-            <w:proofErr w:type="spellStart"/>
-            <w:proofErr w:type="gramStart"/>
-            <w:r>
-              <w:t>hierarchie</w:t>
-            </w:r>
-            <w:proofErr w:type="spellEnd"/>
-            <w:r>
-              <w:t>:</w:t>
-            </w:r>
-            <w:proofErr w:type="gramEnd"/>
+            <w:r>
+              <w:t>verifier</w:t>
+            </w:r>
+            <w:proofErr w:type="spellEnd"/>
+            <w:r>
+              <w:t xml:space="preserve"> l’instanciation et les largeurs de ports.</w:t>
+            </w:r>
+            <w:r>
+              <w:br/>
+              <w:t>3. Cible, horloge et brochage:</w:t>
+            </w:r>
             <w:r>
               <w:br/>
               <w:t xml:space="preserve">• </w:t>
             </w:r>
-            <w:proofErr w:type="gramStart"/>
-            <w:r>
-              <w:t>ajouter:</w:t>
-            </w:r>
-            <w:proofErr w:type="gramEnd"/>
-            <w:r>
-              <w:t xml:space="preserve"> </w:t>
-            </w:r>
-            <w:proofErr w:type="spellStart"/>
-            <w:r>
-              <w:t>ROBOT.vhd</w:t>
-            </w:r>
-            <w:proofErr w:type="spellEnd"/>
-            <w:r>
-              <w:t xml:space="preserve">, </w:t>
-            </w:r>
-            <w:proofErr w:type="spellStart"/>
-            <w:r>
-              <w:t>capteurs_sol.vhd</w:t>
-            </w:r>
-            <w:proofErr w:type="spellEnd"/>
-            <w:r>
-              <w:t xml:space="preserve">, </w:t>
-            </w:r>
-            <w:proofErr w:type="spellStart"/>
-            <w:r>
-              <w:t>PWM_generation.vhd</w:t>
-            </w:r>
-            <w:proofErr w:type="spellEnd"/>
-            <w:r>
-              <w:t xml:space="preserve">, </w:t>
-            </w:r>
-            <w:proofErr w:type="spellStart"/>
-            <w:r>
-              <w:t>position_ligne.vhd</w:t>
-            </w:r>
-            <w:proofErr w:type="spellEnd"/>
-            <w:r>
-              <w:t xml:space="preserve">, </w:t>
-            </w:r>
-            <w:proofErr w:type="spellStart"/>
-            <w:r>
-              <w:t>ctl_sl.vhd</w:t>
-            </w:r>
-            <w:proofErr w:type="spellEnd"/>
-            <w:r>
-              <w:t xml:space="preserve">, </w:t>
-            </w:r>
-            <w:proofErr w:type="spellStart"/>
-            <w:r>
-              <w:t>MUX.vhd</w:t>
-            </w:r>
-            <w:proofErr w:type="spellEnd"/>
-            <w:r>
-              <w:t>,</w:t>
-            </w:r>
-            <w:r>
-              <w:br/>
-              <w:t xml:space="preserve">• ajouter </w:t>
-            </w:r>
-            <w:proofErr w:type="spellStart"/>
-            <w:r>
-              <w:t>systeme</w:t>
-            </w:r>
-            <w:proofErr w:type="spellEnd"/>
-            <w:r>
-              <w:t xml:space="preserve"> </w:t>
-            </w:r>
-            <w:proofErr w:type="spellStart"/>
-            <w:r>
-              <w:t>Qsys</w:t>
-            </w:r>
-            <w:proofErr w:type="spellEnd"/>
-            <w:r>
-              <w:t xml:space="preserve"> </w:t>
-            </w:r>
-            <w:proofErr w:type="spellStart"/>
-            <w:r>
-              <w:t>genere</w:t>
-            </w:r>
-            <w:proofErr w:type="spellEnd"/>
-            <w:r>
-              <w:t xml:space="preserve"> (</w:t>
-            </w:r>
-            <w:proofErr w:type="spellStart"/>
-            <w:r>
-              <w:t>nios_system_sdram</w:t>
-            </w:r>
-            <w:proofErr w:type="spellEnd"/>
-            <w:r>
-              <w:t xml:space="preserve">, </w:t>
-            </w:r>
-            <w:proofErr w:type="gramStart"/>
-            <w:r>
-              <w:t>fichiers .</w:t>
-            </w:r>
-            <w:proofErr w:type="spellStart"/>
-            <w:r>
-              <w:t>qip</w:t>
-            </w:r>
-            <w:proofErr w:type="spellEnd"/>
-            <w:proofErr w:type="gramEnd"/>
-            <w:r>
-              <w:t>/.</w:t>
-            </w:r>
-            <w:proofErr w:type="spellStart"/>
-            <w:r>
-              <w:t>vhd</w:t>
-            </w:r>
-            <w:proofErr w:type="spellEnd"/>
-            <w:r>
-              <w:t xml:space="preserve"> associes),</w:t>
+            <w:proofErr w:type="spellStart"/>
+            <w:r>
+              <w:t>declarer</w:t>
+            </w:r>
+            <w:proofErr w:type="spellEnd"/>
+            <w:r>
+              <w:t xml:space="preserve"> CLOCK_50 comme horloge,</w:t>
+            </w:r>
+            <w:r>
+              <w:br/>
+              <w:t xml:space="preserve">• contraintes pin </w:t>
+            </w:r>
+            <w:proofErr w:type="spellStart"/>
+            <w:r>
+              <w:t>assignment</w:t>
+            </w:r>
+            <w:proofErr w:type="spellEnd"/>
+            <w:r>
+              <w:t xml:space="preserve"> minimales: SDRAM, ADC (CONVST/SCK/SDI/SDO), KEY, SW, LED,</w:t>
             </w:r>
             <w:r>
               <w:br/>
@@ -4975,202 +4487,40 @@
             </w:r>
             <w:proofErr w:type="spellEnd"/>
             <w:r>
-              <w:t xml:space="preserve"> l’instanciation et les largeurs de ports.</w:t>
-            </w:r>
-          </w:p>
-          <w:p>
-            <w:r>
-              <w:t xml:space="preserve">3. Cible, horloge et </w:t>
-            </w:r>
-            <w:proofErr w:type="gramStart"/>
-            <w:r>
-              <w:t>brochage:</w:t>
-            </w:r>
-            <w:proofErr w:type="gramEnd"/>
-            <w:r>
-              <w:br/>
-              <w:t xml:space="preserve">• </w:t>
-            </w:r>
-            <w:proofErr w:type="spellStart"/>
-            <w:r>
-              <w:t>declarer</w:t>
-            </w:r>
-            <w:proofErr w:type="spellEnd"/>
-            <w:r>
-              <w:t xml:space="preserve"> CLOCK_50 comme horloge,</w:t>
-            </w:r>
-            <w:r>
-              <w:br/>
-              <w:t xml:space="preserve">• contraintes pin </w:t>
-            </w:r>
-            <w:proofErr w:type="spellStart"/>
-            <w:r>
-              <w:t>assignment</w:t>
-            </w:r>
-            <w:proofErr w:type="spellEnd"/>
-            <w:r>
-              <w:t xml:space="preserve"> </w:t>
-            </w:r>
-            <w:proofErr w:type="gramStart"/>
-            <w:r>
-              <w:t>minimales:</w:t>
-            </w:r>
-            <w:proofErr w:type="gramEnd"/>
-            <w:r>
-              <w:t xml:space="preserve"> SDRAM, ADC (CONVST/SCK/SDI/SDO), moteurs (MTR_P/N), KEY, SW, </w:t>
-            </w:r>
-            <w:r>
-              <w:br/>
-              <w:t>LED,</w:t>
-            </w:r>
-            <w:r>
-              <w:br/>
-              <w:t xml:space="preserve">• </w:t>
-            </w:r>
-            <w:proofErr w:type="spellStart"/>
-            <w:r>
-              <w:t>verifier</w:t>
-            </w:r>
-            <w:proofErr w:type="spellEnd"/>
-            <w:r>
               <w:t xml:space="preserve"> les I/O standards (3.3V LVTTL),</w:t>
             </w:r>
             <w:r>
               <w:br/>
-              <w:t>• compiler (</w:t>
-            </w:r>
-            <w:proofErr w:type="spellStart"/>
-            <w:r>
-              <w:t>Analysis</w:t>
-            </w:r>
-            <w:proofErr w:type="spellEnd"/>
-            <w:r>
-              <w:t xml:space="preserve">, </w:t>
-            </w:r>
-            <w:proofErr w:type="spellStart"/>
-            <w:r>
-              <w:t>Synthesis</w:t>
-            </w:r>
-            <w:proofErr w:type="spellEnd"/>
-            <w:r>
-              <w:t>, Fitter, Assembler) puis programmer la carte</w:t>
-            </w:r>
-            <w:r>
-              <w:t>.</w:t>
-            </w:r>
-          </w:p>
-          <w:p>
-            <w:r>
-              <w:t xml:space="preserve"> </w:t>
-            </w:r>
-          </w:p>
-        </w:tc>
-      </w:tr>
-    </w:tbl>
-    <w:p>
-      <w:pPr>
-        <w:spacing w:after="100"/>
-      </w:pPr>
-    </w:p>
-    <w:p>
-      <w:pPr>
-        <w:spacing w:after="120"/>
-      </w:pPr>
-      <w:r>
-        <w:rPr>
-          <w:b/>
-          <w:bCs/>
-        </w:rPr>
-        <w:t>2. Sources et hiérarchie :</w:t>
-      </w:r>
-    </w:p>
-    <w:tbl>
-      <w:tblPr>
-        <w:tblW w:w="9026" w:type="dxa"/>
-        <w:tblLayout w:type="fixed"/>
-        <w:tblCellMar>
-          <w:top w:w="60" w:type="dxa"/>
-          <w:left w:w="0" w:type="dxa"/>
-          <w:bottom w:w="60" w:type="dxa"/>
-          <w:right w:w="0" w:type="dxa"/>
-        </w:tblCellMar>
-        <w:tblLook w:val="0000" w:firstRow="0" w:lastRow="0" w:firstColumn="0" w:lastColumn="0" w:noHBand="0" w:noVBand="0"/>
-      </w:tblPr>
-      <w:tblGrid>
-        <w:gridCol w:w="9026"/>
-      </w:tblGrid>
-      <w:tr>
-        <w:tc>
-          <w:tcPr>
-            <w:tcW w:w="9026" w:type="dxa"/>
-            <w:tcBorders>
-              <w:bottom w:val="single" w:sz="2" w:space="0" w:color="000000"/>
-            </w:tcBorders>
-          </w:tcPr>
-          <w:p>
-            <w:r>
-              <w:t xml:space="preserve"> </w:t>
-            </w:r>
-          </w:p>
-          <w:p>
-            <w:r>
-              <w:t xml:space="preserve"> </w:t>
-            </w:r>
-          </w:p>
-        </w:tc>
-      </w:tr>
-    </w:tbl>
-    <w:p>
-      <w:pPr>
-        <w:spacing w:after="100"/>
-      </w:pPr>
-    </w:p>
-    <w:p>
-      <w:pPr>
-        <w:spacing w:after="120"/>
-      </w:pPr>
-      <w:r>
-        <w:rPr>
-          <w:b/>
-          <w:bCs/>
-        </w:rPr>
-        <w:t>3. Cible, horloge et brochage :</w:t>
-      </w:r>
-    </w:p>
-    <w:tbl>
-      <w:tblPr>
-        <w:tblW w:w="9026" w:type="dxa"/>
-        <w:tblLayout w:type="fixed"/>
-        <w:tblCellMar>
-          <w:top w:w="60" w:type="dxa"/>
-          <w:left w:w="0" w:type="dxa"/>
-          <w:bottom w:w="60" w:type="dxa"/>
-          <w:right w:w="0" w:type="dxa"/>
-        </w:tblCellMar>
-        <w:tblLook w:val="0000" w:firstRow="0" w:lastRow="0" w:firstColumn="0" w:lastColumn="0" w:noHBand="0" w:noVBand="0"/>
-      </w:tblPr>
-      <w:tblGrid>
-        <w:gridCol w:w="9026"/>
-      </w:tblGrid>
-      <w:tr>
-        <w:tc>
-          <w:tcPr>
-            <w:tcW w:w="9026" w:type="dxa"/>
-            <w:tcBorders>
-              <w:bottom w:val="single" w:sz="2" w:space="0" w:color="000000"/>
-            </w:tcBorders>
-          </w:tcPr>
-          <w:p>
-            <w:r>
-              <w:t xml:space="preserve"> </w:t>
-            </w:r>
-          </w:p>
-          <w:p>
-            <w:r>
-              <w:t xml:space="preserve"> </w:t>
-            </w:r>
-          </w:p>
-          <w:p>
+              <w:t xml:space="preserve">• compiler </w:t>
+            </w:r>
+            <w:proofErr w:type="spellStart"/>
+            <w:r>
+              <w:t>completement</w:t>
+            </w:r>
+            <w:proofErr w:type="spellEnd"/>
+            <w:r>
+              <w:t xml:space="preserve"> le VHDL avec Quartus (jusqu’au .</w:t>
+            </w:r>
+            <w:proofErr w:type="spellStart"/>
+            <w:r>
+              <w:t>sof</w:t>
+            </w:r>
+            <w:proofErr w:type="spellEnd"/>
+            <w:r>
+              <w:t>),</w:t>
+            </w:r>
+            <w:r>
+              <w:br/>
+              <w:t xml:space="preserve">• programmer la carte avec </w:t>
+            </w:r>
+            <w:proofErr w:type="spellStart"/>
+            <w:r>
+              <w:t>Altera</w:t>
+            </w:r>
+            <w:proofErr w:type="spellEnd"/>
+            <w:r>
+              <w:t xml:space="preserve"> Monitor Program.</w:t>
+            </w:r>
             <w:r>
               <w:t xml:space="preserve"> </w:t>
             </w:r>
@@ -5267,7 +4617,6 @@
               <w:t xml:space="preserve"> </w:t>
             </w:r>
             <w:proofErr w:type="spellStart"/>
-            <w:proofErr w:type="gramStart"/>
             <w:r>
               <w:t>Probleme</w:t>
             </w:r>
@@ -5275,7 +4624,6 @@
             <w:r>
               <w:t>:</w:t>
             </w:r>
-            <w:proofErr w:type="gramEnd"/>
             <w:r>
               <w:br/>
               <w:t>• la carte fournit CLOCK_50,</w:t>
@@ -5294,13 +4642,8 @@
             </w:r>
             <w:r>
               <w:br/>
-              <w:t xml:space="preserve">Solution </w:t>
-            </w:r>
-            <w:proofErr w:type="gramStart"/>
-            <w:r>
-              <w:t>retenue:</w:t>
-            </w:r>
-            <w:proofErr w:type="gramEnd"/>
+              <w:t>Solution retenue:</w:t>
+            </w:r>
             <w:r>
               <w:br/>
               <w:t xml:space="preserve">• faire tourner </w:t>
@@ -5311,15 +4654,7 @@
             </w:r>
             <w:proofErr w:type="spellEnd"/>
             <w:r>
-              <w:t xml:space="preserve"> </w:t>
-            </w:r>
-            <w:proofErr w:type="gramStart"/>
-            <w:r>
-              <w:t>a</w:t>
-            </w:r>
-            <w:proofErr w:type="gramEnd"/>
-            <w:r>
-              <w:t xml:space="preserve"> 25 MHz (division par 2 du 50 MHz), ou </w:t>
+              <w:t xml:space="preserve"> a 25 MHz (division par 2 du 50 MHz), ou </w:t>
             </w:r>
             <w:proofErr w:type="spellStart"/>
             <w:r>
@@ -5331,61 +4666,38 @@
             </w:r>
             <w:r>
               <w:br/>
-              <w:t>Impact sur CONVST_WAIT_CLOCK_NUM (cas 25 MHz</w:t>
-            </w:r>
-            <w:proofErr w:type="gramStart"/>
-            <w:r>
-              <w:t>):</w:t>
-            </w:r>
-            <w:proofErr w:type="gramEnd"/>
+              <w:t>Impact sur CONVST_WAIT_CLOCK_NUM (cas 25 MHz):</w:t>
+            </w:r>
             <w:r>
               <w:br/>
               <w:t xml:space="preserve">• nouvelle </w:t>
             </w:r>
             <w:proofErr w:type="spellStart"/>
-            <w:proofErr w:type="gramStart"/>
             <w:r>
               <w:t>periode</w:t>
             </w:r>
             <w:proofErr w:type="spellEnd"/>
             <w:r>
-              <w:t>:</w:t>
-            </w:r>
-            <w:proofErr w:type="gramEnd"/>
-            <w:r>
-              <w:t xml:space="preserve"> CLOCK_DUR = 40 ns,</w:t>
+              <w:t>: CLOCK_DUR = 40 ns,</w:t>
             </w:r>
             <w:r>
               <w:br/>
               <w:t xml:space="preserve">• CONVST_WAIT_CLOCK_NUM = </w:t>
             </w:r>
             <w:proofErr w:type="spellStart"/>
-            <w:proofErr w:type="gramStart"/>
             <w:r>
               <w:t>ceil</w:t>
             </w:r>
             <w:proofErr w:type="spellEnd"/>
             <w:r>
-              <w:t>(</w:t>
-            </w:r>
-            <w:proofErr w:type="gramEnd"/>
-            <w:r>
-              <w:t>1600/40) = 40.</w:t>
-            </w:r>
-            <w:r>
-              <w:br/>
-              <w:t xml:space="preserve">Impact </w:t>
-            </w:r>
-            <w:proofErr w:type="gramStart"/>
-            <w:r>
-              <w:t>fonctionnel:</w:t>
-            </w:r>
-            <w:proofErr w:type="gramEnd"/>
-            <w:r>
-              <w:br/>
-            </w:r>
-            <w:r>
-              <w:lastRenderedPageBreak/>
+              <w:t>(1600/40) = 40.</w:t>
+            </w:r>
+            <w:r>
+              <w:br/>
+              <w:t>Impact fonctionnel:</w:t>
+            </w:r>
+            <w:r>
+              <w:br/>
               <w:t xml:space="preserve">• temporisation physique </w:t>
             </w:r>
             <w:proofErr w:type="spellStart"/>
@@ -5531,6 +4843,7 @@
           </w:p>
           <w:p>
             <w:r>
+              <w:lastRenderedPageBreak/>
               <w:t xml:space="preserve"> </w:t>
             </w:r>
           </w:p>
@@ -6018,9 +5331,6 @@
             </w:r>
             <w:r>
               <w:br/>
-            </w:r>
-            <w:r>
-              <w:lastRenderedPageBreak/>
               <w:t xml:space="preserve">• </w:t>
             </w:r>
             <w:proofErr w:type="spellStart"/>
@@ -6341,23 +5651,7 @@
                 <w:sz w:val="20"/>
                 <w:szCs w:val="20"/>
               </w:rPr>
-              <w:t xml:space="preserve">Nombre de canaux — justif. </w:t>
-            </w:r>
-            <w:proofErr w:type="gramStart"/>
-            <w:r>
-              <w:rPr>
-                <w:sz w:val="20"/>
-                <w:szCs w:val="20"/>
-              </w:rPr>
-              <w:t>état</w:t>
-            </w:r>
-            <w:proofErr w:type="gramEnd"/>
-            <w:r>
-              <w:rPr>
-                <w:sz w:val="20"/>
-                <w:szCs w:val="20"/>
-              </w:rPr>
-              <w:t xml:space="preserve"> S4 + boucle</w:t>
+              <w:t>Nombre de canaux — justif. état S4 + boucle</w:t>
             </w:r>
           </w:p>
         </w:tc>
@@ -6868,21 +6162,12 @@
             <w:pPr>
               <w:spacing w:after="120"/>
             </w:pPr>
-            <w:proofErr w:type="gramStart"/>
             <w:r>
               <w:rPr>
                 <w:sz w:val="18"/>
                 <w:szCs w:val="18"/>
               </w:rPr>
-              <w:t>Timing</w:t>
-            </w:r>
-            <w:proofErr w:type="gramEnd"/>
-            <w:r>
-              <w:rPr>
-                <w:sz w:val="18"/>
-                <w:szCs w:val="18"/>
-              </w:rPr>
-              <w:t xml:space="preserve"> SPI</w:t>
+              <w:t>Timing SPI</w:t>
             </w:r>
           </w:p>
         </w:tc>
@@ -7088,23 +6373,7 @@
                 <w:sz w:val="20"/>
                 <w:szCs w:val="20"/>
               </w:rPr>
-              <w:t xml:space="preserve">Proc. </w:t>
-            </w:r>
-            <w:proofErr w:type="gramStart"/>
-            <w:r>
-              <w:rPr>
-                <w:sz w:val="20"/>
-                <w:szCs w:val="20"/>
-              </w:rPr>
-              <w:t>combinatoire</w:t>
-            </w:r>
-            <w:proofErr w:type="gramEnd"/>
-            <w:r>
-              <w:rPr>
-                <w:sz w:val="20"/>
-                <w:szCs w:val="20"/>
-              </w:rPr>
-              <w:t xml:space="preserve"> : sensibilité + conséquence erreur</w:t>
+              <w:t>Proc. combinatoire : sensibilité + conséquence erreur</w:t>
             </w:r>
           </w:p>
         </w:tc>
@@ -8246,17 +7515,8 @@
                 <w:sz w:val="18"/>
                 <w:szCs w:val="18"/>
               </w:rPr>
-              <w:t xml:space="preserve">Valid. </w:t>
-            </w:r>
-            <w:proofErr w:type="gramStart"/>
-            <w:r>
-              <w:rPr>
-                <w:sz w:val="18"/>
-                <w:szCs w:val="18"/>
-              </w:rPr>
-              <w:t>logicielle</w:t>
-            </w:r>
-            <w:proofErr w:type="gramEnd"/>
+              <w:t>Valid. logicielle</w:t>
+            </w:r>
           </w:p>
         </w:tc>
         <w:tc>
@@ -8334,21 +7594,12 @@
             <w:pPr>
               <w:spacing w:after="120"/>
             </w:pPr>
-            <w:proofErr w:type="gramStart"/>
             <w:r>
               <w:rPr>
                 <w:sz w:val="20"/>
                 <w:szCs w:val="20"/>
               </w:rPr>
-              <w:t>Débogage  —</w:t>
-            </w:r>
-            <w:proofErr w:type="gramEnd"/>
-            <w:r>
-              <w:rPr>
-                <w:sz w:val="20"/>
-                <w:szCs w:val="20"/>
-              </w:rPr>
-              <w:t xml:space="preserve"> Démarche méthodique</w:t>
+              <w:t>Débogage  — Démarche méthodique</w:t>
             </w:r>
           </w:p>
         </w:tc>
@@ -8538,39 +7789,7 @@
         <w:sz w:val="18"/>
         <w:szCs w:val="18"/>
       </w:rPr>
-      <w:t xml:space="preserve">Documents </w:t>
-    </w:r>
-    <w:proofErr w:type="gramStart"/>
-    <w:r>
-      <w:rPr>
-        <w:sz w:val="18"/>
-        <w:szCs w:val="18"/>
-      </w:rPr>
-      <w:t>autorisés  •</w:t>
-    </w:r>
-    <w:proofErr w:type="gramEnd"/>
-    <w:r>
-      <w:rPr>
-        <w:sz w:val="18"/>
-        <w:szCs w:val="18"/>
-      </w:rPr>
-      <w:t xml:space="preserve">  Durée : 3h</w:t>
-    </w:r>
-    <w:proofErr w:type="gramStart"/>
-    <w:r>
-      <w:rPr>
-        <w:sz w:val="18"/>
-        <w:szCs w:val="18"/>
-      </w:rPr>
-      <w:t>00  •</w:t>
-    </w:r>
-    <w:proofErr w:type="gramEnd"/>
-    <w:r>
-      <w:rPr>
-        <w:sz w:val="18"/>
-        <w:szCs w:val="18"/>
-      </w:rPr>
-      <w:t xml:space="preserve">  Page </w:t>
+      <w:t xml:space="preserve">Documents autorisés  •  Durée : 3h00  •  Page </w:t>
     </w:r>
     <w:r>
       <w:rPr>
@@ -8687,39 +7906,7 @@
         <w:sz w:val="18"/>
         <w:szCs w:val="18"/>
       </w:rPr>
-      <w:t xml:space="preserve">Documents </w:t>
-    </w:r>
-    <w:proofErr w:type="gramStart"/>
-    <w:r>
-      <w:rPr>
-        <w:sz w:val="18"/>
-        <w:szCs w:val="18"/>
-      </w:rPr>
-      <w:t>autorisés  •</w:t>
-    </w:r>
-    <w:proofErr w:type="gramEnd"/>
-    <w:r>
-      <w:rPr>
-        <w:sz w:val="18"/>
-        <w:szCs w:val="18"/>
-      </w:rPr>
-      <w:t xml:space="preserve">  Durée : 3h</w:t>
-    </w:r>
-    <w:proofErr w:type="gramStart"/>
-    <w:r>
-      <w:rPr>
-        <w:sz w:val="18"/>
-        <w:szCs w:val="18"/>
-      </w:rPr>
-      <w:t>00  •</w:t>
-    </w:r>
-    <w:proofErr w:type="gramEnd"/>
-    <w:r>
-      <w:rPr>
-        <w:sz w:val="18"/>
-        <w:szCs w:val="18"/>
-      </w:rPr>
-      <w:t xml:space="preserve">  Page </w:t>
+      <w:t xml:space="preserve">Documents autorisés  •  Durée : 3h00  •  Page </w:t>
     </w:r>
     <w:r>
       <w:rPr>
